--- a/paper/cover_letter_JMIR.docx
+++ b/paper/cover_letter_JMIR.docx
@@ -231,7 +231,7 @@
           <w:i w:val="0"/>
           <w:sz w:val="24"/>
         </w:rPr>
-        <w:t>All generated documents, ratings, and analysis code are openly available on GitHub (https://github.com/stttttte/iso15189-llm-config-experiment) and archived on Zenodo (DOI: 10.5281/zenodo.20091463). The study involved no patient data; written informed consent was obtained from the two raters who are co-authors. The authors declare no competing interests and no relationships with any LLM provider. The manuscript is not under consideration elsewhere, and all authors have approved the submission.</w:t>
+        <w:t>All generated documents, ratings, and analysis code are openly available on GitHub (https://github.com/stttttte/iso15189-llm-config-experiment) and archived on Zenodo (DOI: 10.5281/zenodo.20091463). The study involved no patient data; written informed consent was obtained from the two raters who are co-authors. The authors declare no competing interests and no relationships with any LLM provider. The manuscript is not under consideration elsewhere, and all authors have approved the submission. We agree to pay the article processing fee upon acceptance.</w:t>
       </w:r>
     </w:p>
     <w:p>
